--- a/registry/jobs/2026-09-23_070623_webeetle_developer/application/CV_ValentinNikolaev_webeetle_Developer.docx
+++ b/registry/jobs/2026-09-23_070623_webeetle_developer/application/CV_ValentinNikolaev_webeetle_Developer.docx
@@ -36,7 +36,7 @@
           <w:szCs w:val="24"/>
           <w:rtl w:val="false"/>
         </w:rPr>
-        <w:t xml:space="preserve">Backend Developer</w:t>
+        <w:t xml:space="preserve">Backend Developer | PHP, Go and distributed services</w:t>
       </w:r>
     </w:p>
     <w:p>
@@ -55,7 +55,7 @@
         </w:rPr>
         <w:t xml:space="preserve">Rome, Italy | </w:t>
       </w:r>
-      <w:hyperlink w:history="1" r:id="rIdw8jj1ebb13bxvagkrokzf">
+      <w:hyperlink w:history="1" r:id="rIdbvk8v_ttj2bdtlkuhfh3o">
         <w:r>
           <w:rPr>
             <w:rFonts w:ascii="Aptos" w:cs="Aptos" w:eastAsia="Aptos" w:hAnsi="Aptos"/>
@@ -76,10 +76,30 @@
           <w:szCs w:val="24"/>
           <w:rtl w:val="false"/>
         </w:rPr>
-        <w:t xml:space="preserve"> | +39 351 370 1194
-LinkedIn: </w:t>
-      </w:r>
-      <w:hyperlink w:history="1" r:id="rIdtv4ejjmbbqxvzemgyffcp">
+        <w:t xml:space="preserve"> | +39 351 370 1194</w:t>
+      </w:r>
+      <w:r>
+        <w:rPr>
+          <w:rFonts w:ascii="Aptos" w:cs="Aptos" w:eastAsia="Aptos" w:hAnsi="Aptos"/>
+          <w:color w:val="000000"/>
+          <w:sz w:val="24"/>
+          <w:szCs w:val="24"/>
+          <w:rtl w:val="false"/>
+        </w:rPr>
+        <w:t xml:space="preserve">
+</w:t>
+      </w:r>
+      <w:r>
+        <w:rPr>
+          <w:rFonts w:ascii="Aptos" w:cs="Aptos" w:eastAsia="Aptos" w:hAnsi="Aptos"/>
+          <w:color w:val="000000"/>
+          <w:sz w:val="24"/>
+          <w:szCs w:val="24"/>
+          <w:rtl w:val="false"/>
+        </w:rPr>
+        <w:t xml:space="preserve">LinkedIn: </w:t>
+      </w:r>
+      <w:hyperlink w:history="1" r:id="rIdo7bbfefwp700v7xuyykn2">
         <w:r>
           <w:rPr>
             <w:rFonts w:ascii="Aptos" w:cs="Aptos" w:eastAsia="Aptos" w:hAnsi="Aptos"/>
@@ -102,7 +122,7 @@
         </w:rPr>
         <w:t xml:space="preserve"> | GitHub: </w:t>
       </w:r>
-      <w:hyperlink w:history="1" r:id="rIdss6l9aa9zkmutjtl9dig1">
+      <w:hyperlink w:history="1" r:id="rIdbwfq1hfljow3bivjz60y-">
         <w:r>
           <w:rPr>
             <w:rFonts w:ascii="Aptos" w:cs="Aptos" w:eastAsia="Aptos" w:hAnsi="Aptos"/>
@@ -150,12 +170,7 @@
           <w:szCs w:val="24"/>
           <w:rtl w:val="false"/>
         </w:rPr>
-        <w:t xml:space="preserve">Backend developer with 15+ years of experience building and operating production
-systems in PHP and Go, with recent work centered on event-driven architecture,
-microservices, and API/REST integrations. Comfortable owning a system end to end,
-from database performance to production reliability, and collaborating closely with
-product and engineering teams to ship consistent, well-monitored backend services in
-Agile delivery cycles.</w:t>
+        <w:t xml:space="preserve">Backend developer with 15+ years of production experience across PHP and Go. I have owned event analytics, support automation and database reliability work, from versioned event contracts to services operating through seasonal traffic peaks. Recent work includes a PHP consulting engagement with production responsibility for event delivery and a Go support platform serving at least 20,000 tickets in an ordinary month. I combine hands-on service design with production diagnosis and team-level delivery work.</w:t>
       </w:r>
     </w:p>
     <w:p>
@@ -192,9 +207,49 @@
           <w:szCs w:val="24"/>
           <w:rtl w:val="false"/>
         </w:rPr>
-        <w:t xml:space="preserve">PHP, Symfony, Laravel, Go, MySQL, PostgreSQL, REST APIs, Event-driven architecture,
-Microservices, Kubernetes, AWS, CI/CD, Agile/Scrum, Monitoring and observability,
-System design, Production troubleshooting, On-call operations</w:t>
+        <w:t xml:space="preserve">Languages and frameworks: PHP, Go, Laravel, Symfony.</w:t>
+      </w:r>
+      <w:r>
+        <w:rPr>
+          <w:rFonts w:ascii="Aptos" w:cs="Aptos" w:eastAsia="Aptos" w:hAnsi="Aptos"/>
+          <w:color w:val="000000"/>
+          <w:sz w:val="24"/>
+          <w:szCs w:val="24"/>
+          <w:rtl w:val="false"/>
+        </w:rPr>
+        <w:t xml:space="preserve">
+</w:t>
+      </w:r>
+      <w:r>
+        <w:rPr>
+          <w:rFonts w:ascii="Aptos" w:cs="Aptos" w:eastAsia="Aptos" w:hAnsi="Aptos"/>
+          <w:color w:val="000000"/>
+          <w:sz w:val="24"/>
+          <w:szCs w:val="24"/>
+          <w:rtl w:val="false"/>
+        </w:rPr>
+        <w:t xml:space="preserve">Data and integration: MySQL, PostgreSQL, REST APIs, event-driven systems, EventBridge, RabbitMQ.</w:t>
+      </w:r>
+      <w:r>
+        <w:rPr>
+          <w:rFonts w:ascii="Aptos" w:cs="Aptos" w:eastAsia="Aptos" w:hAnsi="Aptos"/>
+          <w:color w:val="000000"/>
+          <w:sz w:val="24"/>
+          <w:szCs w:val="24"/>
+          <w:rtl w:val="false"/>
+        </w:rPr>
+        <w:t xml:space="preserve">
+</w:t>
+      </w:r>
+      <w:r>
+        <w:rPr>
+          <w:rFonts w:ascii="Aptos" w:cs="Aptos" w:eastAsia="Aptos" w:hAnsi="Aptos"/>
+          <w:color w:val="000000"/>
+          <w:sz w:val="24"/>
+          <w:szCs w:val="24"/>
+          <w:rtl w:val="false"/>
+        </w:rPr>
+        <w:t xml:space="preserve">Delivery and operations: AWS, Kubernetes, CI/CD, monitoring, production troubleshooting, microservices.</w:t>
       </w:r>
     </w:p>
     <w:p>
@@ -223,6 +278,7 @@
         <w:pStyle w:val="Heading3"/>
         <w:bidi w:val="false"/>
         <w:spacing w:after="120" w:before="240"/>
+        <w:keepNext/>
       </w:pPr>
       <w:bookmarkStart w:name="_Toc_Simple_App_Simplelife_Software_Developer_5" w:id="1"/>
       <w:r>
@@ -242,16 +298,17 @@
         <w:bidi w:val="false"/>
         <w:spacing w:after="120" w:before="120" w:line="259.20000000000005"/>
         <w:jc w:val="left"/>
-      </w:pPr>
-      <w:r>
-        <w:rPr>
-          <w:rFonts w:ascii="Aptos" w:cs="Aptos" w:eastAsia="Aptos" w:hAnsi="Aptos"/>
-          <w:color w:val="000000"/>
-          <w:sz w:val="24"/>
-          <w:szCs w:val="24"/>
-          <w:rtl w:val="false"/>
-        </w:rPr>
-        <w:t xml:space="preserve">November 2023 – July 2026</w:t>
+        <w:keepNext/>
+      </w:pPr>
+      <w:r>
+        <w:rPr>
+          <w:rFonts w:ascii="Aptos" w:cs="Aptos" w:eastAsia="Aptos" w:hAnsi="Aptos"/>
+          <w:color w:val="000000"/>
+          <w:sz w:val="24"/>
+          <w:szCs w:val="24"/>
+          <w:rtl w:val="false"/>
+        </w:rPr>
+        <w:t xml:space="preserve">November 2023 – 2026</w:t>
       </w:r>
     </w:p>
     <w:p>
@@ -272,8 +329,7 @@
           <w:szCs w:val="24"/>
           <w:rtl w:val="false"/>
         </w:rPr>
-        <w:t xml:space="preserve">Designed and owned a support automation platform built on a scalable Go backend
-connecting Zendesk, Intercom, and internal services.</w:t>
+        <w:t xml:space="preserve">Architected and released an outbound-calling platform on Amazon Connect, using federated agent access and masked customer numbers to meet security requirements without creating individual AWS accounts.</w:t>
       </w:r>
     </w:p>
     <w:p>
@@ -294,8 +350,7 @@
           <w:szCs w:val="24"/>
           <w:rtl w:val="false"/>
         </w:rPr>
-        <w:t xml:space="preserve">Personally owned platform operation under peak load reaching up to three times the
-ordinary monthly ticket volume.</w:t>
+        <w:t xml:space="preserve">Built a Go helpdesk gateway with a vendor-neutral event model and Intercom and Zendesk adapters, enabling the company's first B2B demonstration of its support AI product.</w:t>
       </w:r>
     </w:p>
     <w:p>
@@ -316,8 +371,7 @@
           <w:szCs w:val="24"/>
           <w:rtl w:val="false"/>
         </w:rPr>
-        <w:t xml:space="preserve">Reached up to 86% fully automated handling across the support platform's ticket
-volume.</w:t>
+        <w:t xml:space="preserve">Consolidated three Snowflake-to-Intercom jobs into one two-phase engine, reducing implementation from 1,670 to 800 lines and removing a 100-item daily cap without an API change.</w:t>
       </w:r>
     </w:p>
     <w:p>
@@ -338,61 +392,7 @@
           <w:szCs w:val="24"/>
           <w:rtl w:val="false"/>
         </w:rPr>
-        <w:t xml:space="preserve">Maintained high service uptime and throughput without adding team capacity.</w:t>
-      </w:r>
-    </w:p>
-    <w:p>
-      <w:pPr>
-        <w:bidi w:val="false"/>
-        <w:spacing w:after="120" w:before="120" w:line="259.20000000000005"/>
-        <w:jc w:val="left"/>
-      </w:pPr>
-      <w:r>
-        <w:rPr>
-          <w:rFonts w:ascii="Aptos" w:cs="Aptos" w:eastAsia="Aptos" w:hAnsi="Aptos"/>
-          <w:color w:val="000000"/>
-          <w:sz w:val="24"/>
-          <w:szCs w:val="24"/>
-          <w:rtl w:val="false"/>
-        </w:rPr>
-        <w:t xml:space="preserve">Technologies: Go, Zendesk, Intercom, REST APIs, Monitoring</w:t>
-      </w:r>
-    </w:p>
-    <w:p>
-      <w:pPr>
-        <w:pStyle w:val="3"/>
-        <w:pStyle w:val="Heading3"/>
-        <w:bidi w:val="false"/>
-        <w:spacing w:after="120" w:before="240"/>
-      </w:pPr>
-      <w:bookmarkStart w:name="_Toc_CRURATED_PHP_Software_Developer_concurre_6" w:id="1"/>
-      <w:r>
-        <w:rPr>
-          <w:rFonts w:ascii="Aptos" w:cs="Aptos" w:eastAsia="Aptos" w:hAnsi="Aptos"/>
-          <w:color w:val="000000"/>
-          <w:sz w:val="24"/>
-          <w:szCs w:val="24"/>
-          <w:rtl w:val="false"/>
-        </w:rPr>
-        <w:t xml:space="preserve">CRURATED — PHP Software Developer (concurrent part-time subcontract/consulting engagement)</w:t>
-      </w:r>
-      <w:bookmarkEnd w:id="1"/>
-    </w:p>
-    <w:p>
-      <w:pPr>
-        <w:bidi w:val="false"/>
-        <w:spacing w:after="120" w:before="120" w:line="259.20000000000005"/>
-        <w:jc w:val="left"/>
-      </w:pPr>
-      <w:r>
-        <w:rPr>
-          <w:rFonts w:ascii="Aptos" w:cs="Aptos" w:eastAsia="Aptos" w:hAnsi="Aptos"/>
-          <w:color w:val="000000"/>
-          <w:sz w:val="24"/>
-          <w:szCs w:val="24"/>
-          <w:rtl w:val="false"/>
-        </w:rPr>
-        <w:t xml:space="preserve">August 2024 – January 2026</w:t>
+        <w:t xml:space="preserve">Eliminated fatal outcomes during degraded Intercom searches by introducing partial-success handling and sharded cursor scans after diagnosing runs that previously failed up to 14 times a day.</w:t>
       </w:r>
     </w:p>
     <w:p>
@@ -413,8 +413,7 @@
           <w:szCs w:val="24"/>
           <w:rtl w:val="false"/>
         </w:rPr>
-        <w:t xml:space="preserve">Architected and led development of the platform's internal event analytics
-infrastructure powering product metrics and business reporting.</w:t>
+        <w:t xml:space="preserve">Owned the Go support automation platform connecting Intercom, Zendesk and internal services, including its operation at 20,000+ tickets in an ordinary month and up to three times that volume in the US peak season.</w:t>
       </w:r>
     </w:p>
     <w:p>
@@ -435,8 +434,63 @@
           <w:szCs w:val="24"/>
           <w:rtl w:val="false"/>
         </w:rPr>
-        <w:t xml:space="preserve">Defined a versioned event schema to enforce consistency across teams and speed
-integration of new event types.</w:t>
+        <w:t xml:space="preserve">Designed an A/B comparison of in-house ticket categorization and Intercom Fin, then migrated categorization to Fin while retaining the earlier model as fallback.</w:t>
+      </w:r>
+    </w:p>
+    <w:p>
+      <w:pPr>
+        <w:bidi w:val="false"/>
+        <w:spacing w:after="120" w:before="120" w:line="259.20000000000005"/>
+        <w:jc w:val="left"/>
+      </w:pPr>
+      <w:r>
+        <w:rPr>
+          <w:rFonts w:ascii="Aptos" w:cs="Aptos" w:eastAsia="Aptos" w:hAnsi="Aptos"/>
+          <w:color w:val="000000"/>
+          <w:sz w:val="24"/>
+          <w:szCs w:val="24"/>
+          <w:rtl w:val="false"/>
+        </w:rPr>
+        <w:t xml:space="preserve">Technologies: Go, PHP, PostgreSQL, AWS, Amazon Connect, SQS, Intercom API, Zendesk API, REST APIs, OpenAI tooling.</w:t>
+      </w:r>
+    </w:p>
+    <w:p>
+      <w:pPr>
+        <w:pStyle w:val="3"/>
+        <w:pStyle w:val="Heading3"/>
+        <w:bidi w:val="false"/>
+        <w:spacing w:after="120" w:before="240"/>
+        <w:keepNext/>
+      </w:pPr>
+      <w:bookmarkStart w:name="_Toc_CRURATED_PHP_Software_Developer_concurre_6" w:id="1"/>
+      <w:r>
+        <w:rPr>
+          <w:rFonts w:ascii="Aptos" w:cs="Aptos" w:eastAsia="Aptos" w:hAnsi="Aptos"/>
+          <w:color w:val="000000"/>
+          <w:sz w:val="24"/>
+          <w:szCs w:val="24"/>
+          <w:rtl w:val="false"/>
+        </w:rPr>
+        <w:t xml:space="preserve">CRURATED — PHP Software Developer (concurrent part-time consulting engagement)</w:t>
+      </w:r>
+      <w:bookmarkEnd w:id="1"/>
+    </w:p>
+    <w:p>
+      <w:pPr>
+        <w:bidi w:val="false"/>
+        <w:spacing w:after="120" w:before="120" w:line="259.20000000000005"/>
+        <w:jc w:val="left"/>
+        <w:keepNext/>
+      </w:pPr>
+      <w:r>
+        <w:rPr>
+          <w:rFonts w:ascii="Aptos" w:cs="Aptos" w:eastAsia="Aptos" w:hAnsi="Aptos"/>
+          <w:color w:val="000000"/>
+          <w:sz w:val="24"/>
+          <w:szCs w:val="24"/>
+          <w:rtl w:val="false"/>
+        </w:rPr>
+        <w:t xml:space="preserve">August 2024 – January 2026</w:t>
       </w:r>
     </w:p>
     <w:p>
@@ -457,8 +511,7 @@
           <w:szCs w:val="24"/>
           <w:rtl w:val="false"/>
         </w:rPr>
-        <w:t xml:space="preserve">Built routing logic across multiple downstream destinations, reaching event
-delivery reliability above 99.9%.</w:t>
+        <w:t xml:space="preserve">Led the production event analytics and DataLake system, including modular stream design that reduced new stream setup from several days to under four hours.</w:t>
       </w:r>
     </w:p>
     <w:p>
@@ -479,62 +532,7 @@
           <w:szCs w:val="24"/>
           <w:rtl w:val="false"/>
         </w:rPr>
-        <w:t xml:space="preserve">Reduced new analytics stream setup time from several days to under 4 hours through
-modular pipeline design.</w:t>
-      </w:r>
-    </w:p>
-    <w:p>
-      <w:pPr>
-        <w:bidi w:val="false"/>
-        <w:spacing w:after="120" w:before="120" w:line="259.20000000000005"/>
-        <w:jc w:val="left"/>
-      </w:pPr>
-      <w:r>
-        <w:rPr>
-          <w:rFonts w:ascii="Aptos" w:cs="Aptos" w:eastAsia="Aptos" w:hAnsi="Aptos"/>
-          <w:color w:val="000000"/>
-          <w:sz w:val="24"/>
-          <w:szCs w:val="24"/>
-          <w:rtl w:val="false"/>
-        </w:rPr>
-        <w:t xml:space="preserve">Technologies: PHP, EventBridge, Event-driven architecture, AWS</w:t>
-      </w:r>
-    </w:p>
-    <w:p>
-      <w:pPr>
-        <w:pStyle w:val="3"/>
-        <w:pStyle w:val="Heading3"/>
-        <w:bidi w:val="false"/>
-        <w:spacing w:after="120" w:before="240"/>
-      </w:pPr>
-      <w:bookmarkStart w:name="_Toc_airSlate_Software_Developer_Programming__7" w:id="1"/>
-      <w:r>
-        <w:rPr>
-          <w:rFonts w:ascii="Aptos" w:cs="Aptos" w:eastAsia="Aptos" w:hAnsi="Aptos"/>
-          <w:color w:val="000000"/>
-          <w:sz w:val="24"/>
-          <w:szCs w:val="24"/>
-          <w:rtl w:val="false"/>
-        </w:rPr>
-        <w:t xml:space="preserve">airSlate — Software Developer / Programming Team Lead</w:t>
-      </w:r>
-      <w:bookmarkEnd w:id="1"/>
-    </w:p>
-    <w:p>
-      <w:pPr>
-        <w:bidi w:val="false"/>
-        <w:spacing w:after="120" w:before="120" w:line="259.20000000000005"/>
-        <w:jc w:val="left"/>
-      </w:pPr>
-      <w:r>
-        <w:rPr>
-          <w:rFonts w:ascii="Aptos" w:cs="Aptos" w:eastAsia="Aptos" w:hAnsi="Aptos"/>
-          <w:color w:val="000000"/>
-          <w:sz w:val="24"/>
-          <w:szCs w:val="24"/>
-          <w:rtl w:val="false"/>
-        </w:rPr>
-        <w:t xml:space="preserve">February 2021 – August 2023</w:t>
+        <w:t xml:space="preserve">Defined versioned event contracts to keep product metrics consistent across teams and support new event types.</w:t>
       </w:r>
     </w:p>
     <w:p>
@@ -555,8 +553,7 @@
           <w:szCs w:val="24"/>
           <w:rtl w:val="false"/>
         </w:rPr>
-        <w:t xml:space="preserve">Reduced peak load on the main database by removing bottlenecks and redistributing
-workload, improving stability during high-traffic periods.</w:t>
+        <w:t xml:space="preserve">Built routing to downstream destinations with backpressure handling; event delivery reliability in this system exceeded 99.9% under my technical ownership.</w:t>
       </w:r>
     </w:p>
     <w:p>
@@ -577,8 +574,63 @@
           <w:szCs w:val="24"/>
           <w:rtl w:val="false"/>
         </w:rPr>
-        <w:t xml:space="preserve">Led epic decomposition, task delegation, and technical health-check monitoring for
-the development team.</w:t>
+        <w:t xml:space="preserve">Took full technical ownership of production authentication, account linking and request/response logging for the Crutrade integration.</w:t>
+      </w:r>
+    </w:p>
+    <w:p>
+      <w:pPr>
+        <w:bidi w:val="false"/>
+        <w:spacing w:after="120" w:before="120" w:line="259.20000000000005"/>
+        <w:jc w:val="left"/>
+      </w:pPr>
+      <w:r>
+        <w:rPr>
+          <w:rFonts w:ascii="Aptos" w:cs="Aptos" w:eastAsia="Aptos" w:hAnsi="Aptos"/>
+          <w:color w:val="000000"/>
+          <w:sz w:val="24"/>
+          <w:szCs w:val="24"/>
+          <w:rtl w:val="false"/>
+        </w:rPr>
+        <w:t xml:space="preserve">Technologies: PHP, AWS EventBridge, event-driven architecture, REST APIs.</w:t>
+      </w:r>
+    </w:p>
+    <w:p>
+      <w:pPr>
+        <w:pStyle w:val="3"/>
+        <w:pStyle w:val="Heading3"/>
+        <w:bidi w:val="false"/>
+        <w:spacing w:after="120" w:before="240"/>
+        <w:keepNext/>
+      </w:pPr>
+      <w:bookmarkStart w:name="_Toc_airSlate_Software_Developer_Programming__7" w:id="1"/>
+      <w:r>
+        <w:rPr>
+          <w:rFonts w:ascii="Aptos" w:cs="Aptos" w:eastAsia="Aptos" w:hAnsi="Aptos"/>
+          <w:color w:val="000000"/>
+          <w:sz w:val="24"/>
+          <w:szCs w:val="24"/>
+          <w:rtl w:val="false"/>
+        </w:rPr>
+        <w:t xml:space="preserve">airSlate — Software Developer / Programming Team Lead</w:t>
+      </w:r>
+      <w:bookmarkEnd w:id="1"/>
+    </w:p>
+    <w:p>
+      <w:pPr>
+        <w:bidi w:val="false"/>
+        <w:spacing w:after="120" w:before="120" w:line="259.20000000000005"/>
+        <w:jc w:val="left"/>
+        <w:keepNext/>
+      </w:pPr>
+      <w:r>
+        <w:rPr>
+          <w:rFonts w:ascii="Aptos" w:cs="Aptos" w:eastAsia="Aptos" w:hAnsi="Aptos"/>
+          <w:color w:val="000000"/>
+          <w:sz w:val="24"/>
+          <w:szCs w:val="24"/>
+          <w:rtl w:val="false"/>
+        </w:rPr>
+        <w:t xml:space="preserve">February 2021 – August 2023</w:t>
       </w:r>
     </w:p>
     <w:p>
@@ -599,8 +651,7 @@
           <w:szCs w:val="24"/>
           <w:rtl w:val="false"/>
         </w:rPr>
-        <w:t xml:space="preserve">Owned on-call operations, technical onboarding, and conducted technical interviews
-for new team members.</w:t>
+        <w:t xml:space="preserve">Reduced peak load on the main database by removing bottlenecks and redistributing work, improving stability during high-traffic periods.</w:t>
       </w:r>
     </w:p>
     <w:p>
@@ -621,61 +672,7 @@
           <w:szCs w:val="24"/>
           <w:rtl w:val="false"/>
         </w:rPr>
-        <w:t xml:space="preserve">Troubleshot production issues using logs, monitoring, and SRE dashboards.</w:t>
-      </w:r>
-    </w:p>
-    <w:p>
-      <w:pPr>
-        <w:bidi w:val="false"/>
-        <w:spacing w:after="120" w:before="120" w:line="259.20000000000005"/>
-        <w:jc w:val="left"/>
-      </w:pPr>
-      <w:r>
-        <w:rPr>
-          <w:rFonts w:ascii="Aptos" w:cs="Aptos" w:eastAsia="Aptos" w:hAnsi="Aptos"/>
-          <w:color w:val="000000"/>
-          <w:sz w:val="24"/>
-          <w:szCs w:val="24"/>
-          <w:rtl w:val="false"/>
-        </w:rPr>
-        <w:t xml:space="preserve">Technologies: MySQL, Kubernetes, CI/CD, Monitoring</w:t>
-      </w:r>
-    </w:p>
-    <w:p>
-      <w:pPr>
-        <w:pStyle w:val="3"/>
-        <w:pStyle w:val="Heading3"/>
-        <w:bidi w:val="false"/>
-        <w:spacing w:after="120" w:before="240"/>
-      </w:pPr>
-      <w:bookmarkStart w:name="_Toc_Hyprr_Technical_Lead_8" w:id="1"/>
-      <w:r>
-        <w:rPr>
-          <w:rFonts w:ascii="Aptos" w:cs="Aptos" w:eastAsia="Aptos" w:hAnsi="Aptos"/>
-          <w:color w:val="000000"/>
-          <w:sz w:val="24"/>
-          <w:szCs w:val="24"/>
-          <w:rtl w:val="false"/>
-        </w:rPr>
-        <w:t xml:space="preserve">Hyprr — Technical Lead</w:t>
-      </w:r>
-      <w:bookmarkEnd w:id="1"/>
-    </w:p>
-    <w:p>
-      <w:pPr>
-        <w:bidi w:val="false"/>
-        <w:spacing w:after="120" w:before="120" w:line="259.20000000000005"/>
-        <w:jc w:val="left"/>
-      </w:pPr>
-      <w:r>
-        <w:rPr>
-          <w:rFonts w:ascii="Aptos" w:cs="Aptos" w:eastAsia="Aptos" w:hAnsi="Aptos"/>
-          <w:color w:val="000000"/>
-          <w:sz w:val="24"/>
-          <w:szCs w:val="24"/>
-          <w:rtl w:val="false"/>
-        </w:rPr>
-        <w:t xml:space="preserve">November 2019 – January 2021</w:t>
+        <w:t xml:space="preserve">Built a Laravel/Symfony logger package aligned with the product's interservice communication standard.</w:t>
       </w:r>
     </w:p>
     <w:p>
@@ -696,7 +693,7 @@
           <w:szCs w:val="24"/>
           <w:rtl w:val="false"/>
         </w:rPr>
-        <w:t xml:space="preserve">Brought the product from prototype to closed beta in under six months.</w:t>
+        <w:t xml:space="preserve">Delivered production fixes after diagnosing incidents through logs, monitoring and SRE dashboards.</w:t>
       </w:r>
     </w:p>
     <w:p>
@@ -717,8 +714,7 @@
           <w:szCs w:val="24"/>
           <w:rtl w:val="false"/>
         </w:rPr>
-        <w:t xml:space="preserve">Defined the technology roadmap directly with the CTO, establishing the core
-microservices and serverless technology stack.</w:t>
+        <w:t xml:space="preserve">Coordinated epic decomposition, technical health checks and onboarding in the development team.</w:t>
       </w:r>
     </w:p>
     <w:p>
@@ -735,26 +731,26 @@
           <w:szCs w:val="24"/>
           <w:rtl w:val="false"/>
         </w:rPr>
-        <w:t xml:space="preserve">Technologies: PHP, AWS, Kubernetes, Microservices</w:t>
-      </w:r>
-    </w:p>
-    <w:p>
-      <w:pPr>
-        <w:pStyle w:val="3"/>
-        <w:pStyle w:val="Heading3"/>
+        <w:t xml:space="preserve">Technologies: PHP, Laravel, Symfony, MySQL, monitoring.</w:t>
+      </w:r>
+    </w:p>
+    <w:p>
+      <w:pPr>
+        <w:pStyle w:val="2"/>
+        <w:pStyle w:val="Heading2"/>
         <w:bidi w:val="false"/>
         <w:spacing w:after="120" w:before="240"/>
       </w:pPr>
-      <w:bookmarkStart w:name="_Toc_PDFfiller_Software_Developer_Team_Lead_9" w:id="1"/>
-      <w:r>
-        <w:rPr>
-          <w:rFonts w:ascii="Aptos" w:cs="Aptos" w:eastAsia="Aptos" w:hAnsi="Aptos"/>
-          <w:color w:val="000000"/>
-          <w:sz w:val="24"/>
-          <w:szCs w:val="24"/>
-          <w:rtl w:val="false"/>
-        </w:rPr>
-        <w:t xml:space="preserve">PDFfiller — Software Developer / Team Lead</w:t>
+      <w:bookmarkStart w:name="_Toc_Education_8" w:id="1"/>
+      <w:r>
+        <w:rPr>
+          <w:rFonts w:ascii="Aptos" w:cs="Aptos" w:eastAsia="Aptos" w:hAnsi="Aptos"/>
+          <w:color w:val="000000"/>
+          <w:sz w:val="28"/>
+          <w:szCs w:val="28"/>
+          <w:rtl w:val="false"/>
+        </w:rPr>
+        <w:t xml:space="preserve">Education</w:t>
       </w:r>
       <w:bookmarkEnd w:id="1"/>
     </w:p>
@@ -772,47 +768,7 @@
           <w:szCs w:val="24"/>
           <w:rtl w:val="false"/>
         </w:rPr>
-        <w:t xml:space="preserve">October 2016 – December 2018</w:t>
-      </w:r>
-    </w:p>
-    <w:p>
-      <w:pPr>
-        <w:pStyle w:val="ListParagraph"/>
-        <w:numPr>
-          <w:ilvl w:val="0"/>
-          <w:numId w:val="1"/>
-        </w:numPr>
-        <w:bidi w:val="false"/>
-        <w:spacing w:after="60" w:before="60"/>
-      </w:pPr>
-      <w:r>
-        <w:rPr>
-          <w:rFonts w:ascii="Aptos" w:cs="Aptos" w:eastAsia="Aptos" w:hAnsi="Aptos"/>
-          <w:color w:val="000000"/>
-          <w:sz w:val="24"/>
-          <w:szCs w:val="24"/>
-          <w:rtl w:val="false"/>
-        </w:rPr>
-        <w:t xml:space="preserve">Led a team of 5 backend engineers building a transactional email service handling
-around 3 million emails in an ordinary month, scaling up to 10 times that volume
-during BFCM peaks.</w:t>
-      </w:r>
-    </w:p>
-    <w:p>
-      <w:pPr>
-        <w:bidi w:val="false"/>
-        <w:spacing w:after="120" w:before="120" w:line="259.20000000000005"/>
-        <w:jc w:val="left"/>
-      </w:pPr>
-      <w:r>
-        <w:rPr>
-          <w:rFonts w:ascii="Aptos" w:cs="Aptos" w:eastAsia="Aptos" w:hAnsi="Aptos"/>
-          <w:color w:val="000000"/>
-          <w:sz w:val="24"/>
-          <w:szCs w:val="24"/>
-          <w:rtl w:val="false"/>
-        </w:rPr>
-        <w:t xml:space="preserve">Technologies: PHP, MySQL, Email infrastructure</w:t>
+        <w:t xml:space="preserve">MSc in Computer Science, National Technical University, Kharkiv, Ukraine (2003–2008).</w:t>
       </w:r>
     </w:p>
     <w:p>
@@ -822,44 +778,7 @@
         <w:bidi w:val="false"/>
         <w:spacing w:after="120" w:before="240"/>
       </w:pPr>
-      <w:bookmarkStart w:name="_Toc_Education_10" w:id="1"/>
-      <w:r>
-        <w:rPr>
-          <w:rFonts w:ascii="Aptos" w:cs="Aptos" w:eastAsia="Aptos" w:hAnsi="Aptos"/>
-          <w:color w:val="000000"/>
-          <w:sz w:val="28"/>
-          <w:szCs w:val="28"/>
-          <w:rtl w:val="false"/>
-        </w:rPr>
-        <w:t xml:space="preserve">Education</w:t>
-      </w:r>
-      <w:bookmarkEnd w:id="1"/>
-    </w:p>
-    <w:p>
-      <w:pPr>
-        <w:bidi w:val="false"/>
-        <w:spacing w:after="120" w:before="120" w:line="259.20000000000005"/>
-        <w:jc w:val="left"/>
-      </w:pPr>
-      <w:r>
-        <w:rPr>
-          <w:rFonts w:ascii="Aptos" w:cs="Aptos" w:eastAsia="Aptos" w:hAnsi="Aptos"/>
-          <w:color w:val="000000"/>
-          <w:sz w:val="24"/>
-          <w:szCs w:val="24"/>
-          <w:rtl w:val="false"/>
-        </w:rPr>
-        <w:t xml:space="preserve">MSc in Computer Science, National Technical University, Kharkiv, Ukraine (2003–2008).</w:t>
-      </w:r>
-    </w:p>
-    <w:p>
-      <w:pPr>
-        <w:pStyle w:val="2"/>
-        <w:pStyle w:val="Heading2"/>
-        <w:bidi w:val="false"/>
-        <w:spacing w:after="120" w:before="240"/>
-      </w:pPr>
-      <w:bookmarkStart w:name="_Toc_Languages_11" w:id="1"/>
+      <w:bookmarkStart w:name="_Toc_Languages_9" w:id="1"/>
       <w:r>
         <w:rPr>
           <w:rFonts w:ascii="Aptos" w:cs="Aptos" w:eastAsia="Aptos" w:hAnsi="Aptos"/>

--- a/registry/jobs/2026-09-23_070623_webeetle_developer/application/CV_ValentinNikolaev_webeetle_Developer.docx
+++ b/registry/jobs/2026-09-23_070623_webeetle_developer/application/CV_ValentinNikolaev_webeetle_Developer.docx
@@ -36,7 +36,7 @@
           <w:szCs w:val="24"/>
           <w:rtl w:val="false"/>
         </w:rPr>
-        <w:t xml:space="preserve">Backend Developer | PHP, Go and distributed services</w:t>
+        <w:t xml:space="preserve">Backend Developer | PHP, Go and Production Integrations</w:t>
       </w:r>
     </w:p>
     <w:p>
@@ -55,7 +55,7 @@
         </w:rPr>
         <w:t xml:space="preserve">Rome, Italy | </w:t>
       </w:r>
-      <w:hyperlink w:history="1" r:id="rIdbvk8v_ttj2bdtlkuhfh3o">
+      <w:hyperlink w:history="1" r:id="rIdhtojldpjxyotuvw_juk4w">
         <w:r>
           <w:rPr>
             <w:rFonts w:ascii="Aptos" w:cs="Aptos" w:eastAsia="Aptos" w:hAnsi="Aptos"/>
@@ -99,7 +99,7 @@
         </w:rPr>
         <w:t xml:space="preserve">LinkedIn: </w:t>
       </w:r>
-      <w:hyperlink w:history="1" r:id="rIdo7bbfefwp700v7xuyykn2">
+      <w:hyperlink w:history="1" r:id="rIdo0ksksyx3sp740jkqypdm">
         <w:r>
           <w:rPr>
             <w:rFonts w:ascii="Aptos" w:cs="Aptos" w:eastAsia="Aptos" w:hAnsi="Aptos"/>
@@ -122,7 +122,7 @@
         </w:rPr>
         <w:t xml:space="preserve"> | GitHub: </w:t>
       </w:r>
-      <w:hyperlink w:history="1" r:id="rIdbwfq1hfljow3bivjz60y-">
+      <w:hyperlink w:history="1" r:id="rIdffrzcc8lvynizauwmtvhn">
         <w:r>
           <w:rPr>
             <w:rFonts w:ascii="Aptos" w:cs="Aptos" w:eastAsia="Aptos" w:hAnsi="Aptos"/>
@@ -170,7 +170,7 @@
           <w:szCs w:val="24"/>
           <w:rtl w:val="false"/>
         </w:rPr>
-        <w:t xml:space="preserve">Backend developer with 15+ years of production experience across PHP and Go. I have owned event analytics, support automation and database reliability work, from versioned event contracts to services operating through seasonal traffic peaks. Recent work includes a PHP consulting engagement with production responsibility for event delivery and a Go support platform serving at least 20,000 tickets in an ordinary month. I combine hands-on service design with production diagnosis and team-level delivery work.</w:t>
+        <w:t xml:space="preserve">Backend developer with 15+ years of experience across PHP and Go services. I work on integrations and data flows that must remain understandable and dependable in production: external APIs, event pipelines, operational tooling and database performance. Recent work spans secure AWS telephony, a vendor-neutral helpdesk gateway and PHP event analytics, alongside pragmatic improvements to service resilience, release operations and cross-service maintainability. I favour explicit service boundaries and observable production behaviour.</w:t>
       </w:r>
     </w:p>
     <w:p>
@@ -202,12 +202,24 @@
       <w:r>
         <w:rPr>
           <w:rFonts w:ascii="Aptos" w:cs="Aptos" w:eastAsia="Aptos" w:hAnsi="Aptos"/>
-          <w:color w:val="000000"/>
-          <w:sz w:val="24"/>
-          <w:szCs w:val="24"/>
-          <w:rtl w:val="false"/>
-        </w:rPr>
-        <w:t xml:space="preserve">Languages and frameworks: PHP, Go, Laravel, Symfony.</w:t>
+          <w:b/>
+          <w:bCs/>
+          <w:color w:val="000000"/>
+          <w:sz w:val="24"/>
+          <w:szCs w:val="24"/>
+          <w:rtl w:val="false"/>
+        </w:rPr>
+        <w:t xml:space="preserve">Languages and frameworks:</w:t>
+      </w:r>
+      <w:r>
+        <w:rPr>
+          <w:rFonts w:ascii="Aptos" w:cs="Aptos" w:eastAsia="Aptos" w:hAnsi="Aptos"/>
+          <w:color w:val="000000"/>
+          <w:sz w:val="24"/>
+          <w:szCs w:val="24"/>
+          <w:rtl w:val="false"/>
+        </w:rPr>
+        <w:t xml:space="preserve"> PHP, Laravel, Symfony, Go.</w:t>
       </w:r>
       <w:r>
         <w:rPr>
@@ -223,12 +235,24 @@
       <w:r>
         <w:rPr>
           <w:rFonts w:ascii="Aptos" w:cs="Aptos" w:eastAsia="Aptos" w:hAnsi="Aptos"/>
-          <w:color w:val="000000"/>
-          <w:sz w:val="24"/>
-          <w:szCs w:val="24"/>
-          <w:rtl w:val="false"/>
-        </w:rPr>
-        <w:t xml:space="preserve">Data and integration: MySQL, PostgreSQL, REST APIs, event-driven systems, EventBridge, RabbitMQ.</w:t>
+          <w:b/>
+          <w:bCs/>
+          <w:color w:val="000000"/>
+          <w:sz w:val="24"/>
+          <w:szCs w:val="24"/>
+          <w:rtl w:val="false"/>
+        </w:rPr>
+        <w:t xml:space="preserve">Data and integration:</w:t>
+      </w:r>
+      <w:r>
+        <w:rPr>
+          <w:rFonts w:ascii="Aptos" w:cs="Aptos" w:eastAsia="Aptos" w:hAnsi="Aptos"/>
+          <w:color w:val="000000"/>
+          <w:sz w:val="24"/>
+          <w:szCs w:val="24"/>
+          <w:rtl w:val="false"/>
+        </w:rPr>
+        <w:t xml:space="preserve"> MySQL, PostgreSQL, REST APIs, EventBridge, queues, event-driven architecture, Intercom API, Zendesk API.</w:t>
       </w:r>
       <w:r>
         <w:rPr>
@@ -244,12 +268,24 @@
       <w:r>
         <w:rPr>
           <w:rFonts w:ascii="Aptos" w:cs="Aptos" w:eastAsia="Aptos" w:hAnsi="Aptos"/>
-          <w:color w:val="000000"/>
-          <w:sz w:val="24"/>
-          <w:szCs w:val="24"/>
-          <w:rtl w:val="false"/>
-        </w:rPr>
-        <w:t xml:space="preserve">Delivery and operations: AWS, Kubernetes, CI/CD, monitoring, production troubleshooting, microservices.</w:t>
+          <w:b/>
+          <w:bCs/>
+          <w:color w:val="000000"/>
+          <w:sz w:val="24"/>
+          <w:szCs w:val="24"/>
+          <w:rtl w:val="false"/>
+        </w:rPr>
+        <w:t xml:space="preserve">Delivery and operations:</w:t>
+      </w:r>
+      <w:r>
+        <w:rPr>
+          <w:rFonts w:ascii="Aptos" w:cs="Aptos" w:eastAsia="Aptos" w:hAnsi="Aptos"/>
+          <w:color w:val="000000"/>
+          <w:sz w:val="24"/>
+          <w:szCs w:val="24"/>
+          <w:rtl w:val="false"/>
+        </w:rPr>
+        <w:t xml:space="preserve"> AWS, Kubernetes, CI/CD, monitoring, production troubleshooting, SQS.</w:t>
       </w:r>
     </w:p>
     <w:p>
@@ -280,16 +316,16 @@
         <w:spacing w:after="120" w:before="240"/>
         <w:keepNext/>
       </w:pPr>
-      <w:bookmarkStart w:name="_Toc_Simple_App_Simplelife_Software_Developer_5" w:id="1"/>
-      <w:r>
-        <w:rPr>
-          <w:rFonts w:ascii="Aptos" w:cs="Aptos" w:eastAsia="Aptos" w:hAnsi="Aptos"/>
-          <w:color w:val="000000"/>
-          <w:sz w:val="24"/>
-          <w:szCs w:val="24"/>
-          <w:rtl w:val="false"/>
-        </w:rPr>
-        <w:t xml:space="preserve">Simple App (Simple.life) — Software Developer</w:t>
+      <w:bookmarkStart w:name="_Toc_Simplelife_Simple_App_Software_Developer_5" w:id="1"/>
+      <w:r>
+        <w:rPr>
+          <w:rFonts w:ascii="Aptos" w:cs="Aptos" w:eastAsia="Aptos" w:hAnsi="Aptos"/>
+          <w:color w:val="000000"/>
+          <w:sz w:val="24"/>
+          <w:szCs w:val="24"/>
+          <w:rtl w:val="false"/>
+        </w:rPr>
+        <w:t xml:space="preserve">Simple.life / Simple App — Software Developer</w:t>
       </w:r>
       <w:bookmarkEnd w:id="1"/>
     </w:p>
@@ -329,7 +365,7 @@
           <w:szCs w:val="24"/>
           <w:rtl w:val="false"/>
         </w:rPr>
-        <w:t xml:space="preserve">Architected and released an outbound-calling platform on Amazon Connect, using federated agent access and masked customer numbers to meet security requirements without creating individual AWS accounts.</w:t>
+        <w:t xml:space="preserve">Released an Amazon Connect outbound-calling platform with federated agent access and customer-number masking, satisfying security requirements without individual AWS accounts.</w:t>
       </w:r>
     </w:p>
     <w:p>
@@ -350,7 +386,7 @@
           <w:szCs w:val="24"/>
           <w:rtl w:val="false"/>
         </w:rPr>
-        <w:t xml:space="preserve">Built a Go helpdesk gateway with a vendor-neutral event model and Intercom and Zendesk adapters, enabling the company's first B2B demonstration of its support AI product.</w:t>
+        <w:t xml:space="preserve">Built a Go helpdesk gateway that abstracts Intercom and Zendesk behind a vendor-neutral event model, enabling the company’s first B2B support-AI demo.</w:t>
       </w:r>
     </w:p>
     <w:p>
@@ -371,7 +407,7 @@
           <w:szCs w:val="24"/>
           <w:rtl w:val="false"/>
         </w:rPr>
-        <w:t xml:space="preserve">Consolidated three Snowflake-to-Intercom jobs into one two-phase engine, reducing implementation from 1,670 to 800 lines and removing a 100-item daily cap without an API change.</w:t>
+        <w:t xml:space="preserve">Changed degraded Intercom searches from fatal cron failures to tracked partial results through sharded cursor scans and explicit incomplete-scan reporting.</w:t>
       </w:r>
     </w:p>
     <w:p>
@@ -392,7 +428,75 @@
           <w:szCs w:val="24"/>
           <w:rtl w:val="false"/>
         </w:rPr>
-        <w:t xml:space="preserve">Eliminated fatal outcomes during degraded Intercom searches by introducing partial-success handling and sharded cursor scans after diagnosing runs that previously failed up to 14 times a day.</w:t>
+        <w:t xml:space="preserve">Delivered self-service GDPR export automation across seven sources, providing a single administration flow for request creation, status and review.</w:t>
+      </w:r>
+    </w:p>
+    <w:p>
+      <w:pPr>
+        <w:bidi w:val="false"/>
+        <w:spacing w:after="120" w:before="120" w:line="259.20000000000005"/>
+        <w:jc w:val="left"/>
+      </w:pPr>
+      <w:r>
+        <w:rPr>
+          <w:rFonts w:ascii="Aptos" w:cs="Aptos" w:eastAsia="Aptos" w:hAnsi="Aptos"/>
+          <w:b/>
+          <w:bCs/>
+          <w:color w:val="000000"/>
+          <w:sz w:val="24"/>
+          <w:szCs w:val="24"/>
+          <w:rtl w:val="false"/>
+        </w:rPr>
+        <w:t xml:space="preserve">Technologies:</w:t>
+      </w:r>
+      <w:r>
+        <w:rPr>
+          <w:rFonts w:ascii="Aptos" w:cs="Aptos" w:eastAsia="Aptos" w:hAnsi="Aptos"/>
+          <w:color w:val="000000"/>
+          <w:sz w:val="24"/>
+          <w:szCs w:val="24"/>
+          <w:rtl w:val="false"/>
+        </w:rPr>
+        <w:t xml:space="preserve"> Go, PHP, PostgreSQL, AWS, Amazon Connect, SQS, Intercom API, Zendesk API, REST APIs</w:t>
+      </w:r>
+    </w:p>
+    <w:p>
+      <w:pPr>
+        <w:pStyle w:val="3"/>
+        <w:pStyle w:val="Heading3"/>
+        <w:bidi w:val="false"/>
+        <w:spacing w:after="120" w:before="240"/>
+        <w:keepNext/>
+      </w:pPr>
+      <w:bookmarkStart w:name="_Toc_CRURATED_PHP_Software_Developer_concurre_6" w:id="1"/>
+      <w:r>
+        <w:rPr>
+          <w:rFonts w:ascii="Aptos" w:cs="Aptos" w:eastAsia="Aptos" w:hAnsi="Aptos"/>
+          <w:color w:val="000000"/>
+          <w:sz w:val="24"/>
+          <w:szCs w:val="24"/>
+          <w:rtl w:val="false"/>
+        </w:rPr>
+        <w:t xml:space="preserve">CRURATED — PHP Software Developer, concurrent part-time consulting engagement</w:t>
+      </w:r>
+      <w:bookmarkEnd w:id="1"/>
+    </w:p>
+    <w:p>
+      <w:pPr>
+        <w:bidi w:val="false"/>
+        <w:spacing w:after="120" w:before="120" w:line="259.20000000000005"/>
+        <w:jc w:val="left"/>
+        <w:keepNext/>
+      </w:pPr>
+      <w:r>
+        <w:rPr>
+          <w:rFonts w:ascii="Aptos" w:cs="Aptos" w:eastAsia="Aptos" w:hAnsi="Aptos"/>
+          <w:color w:val="000000"/>
+          <w:sz w:val="24"/>
+          <w:szCs w:val="24"/>
+          <w:rtl w:val="false"/>
+        </w:rPr>
+        <w:t xml:space="preserve">August 2024 – January 2026</w:t>
       </w:r>
     </w:p>
     <w:p>
@@ -413,7 +517,7 @@
           <w:szCs w:val="24"/>
           <w:rtl w:val="false"/>
         </w:rPr>
-        <w:t xml:space="preserve">Owned the Go support automation platform connecting Intercom, Zendesk and internal services, including its operation at 20,000+ tickets in an ordinary month and up to three times that volume in the US peak season.</w:t>
+        <w:t xml:space="preserve">Built modular event-stream architecture for production analytics, reducing the setup of a new stream from several days to under four hours.</w:t>
       </w:r>
     </w:p>
     <w:p>
@@ -434,63 +538,7 @@
           <w:szCs w:val="24"/>
           <w:rtl w:val="false"/>
         </w:rPr>
-        <w:t xml:space="preserve">Designed an A/B comparison of in-house ticket categorization and Intercom Fin, then migrated categorization to Fin while retaining the earlier model as fallback.</w:t>
-      </w:r>
-    </w:p>
-    <w:p>
-      <w:pPr>
-        <w:bidi w:val="false"/>
-        <w:spacing w:after="120" w:before="120" w:line="259.20000000000005"/>
-        <w:jc w:val="left"/>
-      </w:pPr>
-      <w:r>
-        <w:rPr>
-          <w:rFonts w:ascii="Aptos" w:cs="Aptos" w:eastAsia="Aptos" w:hAnsi="Aptos"/>
-          <w:color w:val="000000"/>
-          <w:sz w:val="24"/>
-          <w:szCs w:val="24"/>
-          <w:rtl w:val="false"/>
-        </w:rPr>
-        <w:t xml:space="preserve">Technologies: Go, PHP, PostgreSQL, AWS, Amazon Connect, SQS, Intercom API, Zendesk API, REST APIs, OpenAI tooling.</w:t>
-      </w:r>
-    </w:p>
-    <w:p>
-      <w:pPr>
-        <w:pStyle w:val="3"/>
-        <w:pStyle w:val="Heading3"/>
-        <w:bidi w:val="false"/>
-        <w:spacing w:after="120" w:before="240"/>
-        <w:keepNext/>
-      </w:pPr>
-      <w:bookmarkStart w:name="_Toc_CRURATED_PHP_Software_Developer_concurre_6" w:id="1"/>
-      <w:r>
-        <w:rPr>
-          <w:rFonts w:ascii="Aptos" w:cs="Aptos" w:eastAsia="Aptos" w:hAnsi="Aptos"/>
-          <w:color w:val="000000"/>
-          <w:sz w:val="24"/>
-          <w:szCs w:val="24"/>
-          <w:rtl w:val="false"/>
-        </w:rPr>
-        <w:t xml:space="preserve">CRURATED — PHP Software Developer (concurrent part-time consulting engagement)</w:t>
-      </w:r>
-      <w:bookmarkEnd w:id="1"/>
-    </w:p>
-    <w:p>
-      <w:pPr>
-        <w:bidi w:val="false"/>
-        <w:spacing w:after="120" w:before="120" w:line="259.20000000000005"/>
-        <w:jc w:val="left"/>
-        <w:keepNext/>
-      </w:pPr>
-      <w:r>
-        <w:rPr>
-          <w:rFonts w:ascii="Aptos" w:cs="Aptos" w:eastAsia="Aptos" w:hAnsi="Aptos"/>
-          <w:color w:val="000000"/>
-          <w:sz w:val="24"/>
-          <w:szCs w:val="24"/>
-          <w:rtl w:val="false"/>
-        </w:rPr>
-        <w:t xml:space="preserve">August 2024 – January 2026</w:t>
+        <w:t xml:space="preserve">Maintained event delivery above 99.9% through retry design, fault-tolerant routing and operational monitoring.</w:t>
       </w:r>
     </w:p>
     <w:p>
@@ -511,7 +559,7 @@
           <w:szCs w:val="24"/>
           <w:rtl w:val="false"/>
         </w:rPr>
-        <w:t xml:space="preserve">Led the production event analytics and DataLake system, including modular stream design that reduced new stream setup from several days to under four hours.</w:t>
+        <w:t xml:space="preserve">Designed versioned event contracts and parallel publication so consumers could migrate without preventing delivery of new event data.</w:t>
       </w:r>
     </w:p>
     <w:p>
@@ -532,7 +580,75 @@
           <w:szCs w:val="24"/>
           <w:rtl w:val="false"/>
         </w:rPr>
-        <w:t xml:space="preserve">Defined versioned event contracts to keep product metrics consistent across teams and support new event types.</w:t>
+        <w:t xml:space="preserve">Owned a production partner integration covering authentication, OTP, account linking and request/response logging.</w:t>
+      </w:r>
+    </w:p>
+    <w:p>
+      <w:pPr>
+        <w:bidi w:val="false"/>
+        <w:spacing w:after="120" w:before="120" w:line="259.20000000000005"/>
+        <w:jc w:val="left"/>
+      </w:pPr>
+      <w:r>
+        <w:rPr>
+          <w:rFonts w:ascii="Aptos" w:cs="Aptos" w:eastAsia="Aptos" w:hAnsi="Aptos"/>
+          <w:b/>
+          <w:bCs/>
+          <w:color w:val="000000"/>
+          <w:sz w:val="24"/>
+          <w:szCs w:val="24"/>
+          <w:rtl w:val="false"/>
+        </w:rPr>
+        <w:t xml:space="preserve">Technologies:</w:t>
+      </w:r>
+      <w:r>
+        <w:rPr>
+          <w:rFonts w:ascii="Aptos" w:cs="Aptos" w:eastAsia="Aptos" w:hAnsi="Aptos"/>
+          <w:color w:val="000000"/>
+          <w:sz w:val="24"/>
+          <w:szCs w:val="24"/>
+          <w:rtl w:val="false"/>
+        </w:rPr>
+        <w:t xml:space="preserve"> PHP, Laravel, AWS EventBridge, queues, REST APIs, event-driven architecture</w:t>
+      </w:r>
+    </w:p>
+    <w:p>
+      <w:pPr>
+        <w:pStyle w:val="3"/>
+        <w:pStyle w:val="Heading3"/>
+        <w:bidi w:val="false"/>
+        <w:spacing w:after="120" w:before="240"/>
+        <w:keepNext/>
+      </w:pPr>
+      <w:bookmarkStart w:name="_Toc_airSlate_Software_Developer_Programming__7" w:id="1"/>
+      <w:r>
+        <w:rPr>
+          <w:rFonts w:ascii="Aptos" w:cs="Aptos" w:eastAsia="Aptos" w:hAnsi="Aptos"/>
+          <w:color w:val="000000"/>
+          <w:sz w:val="24"/>
+          <w:szCs w:val="24"/>
+          <w:rtl w:val="false"/>
+        </w:rPr>
+        <w:t xml:space="preserve">airSlate — Software Developer / Programming Team Lead</w:t>
+      </w:r>
+      <w:bookmarkEnd w:id="1"/>
+    </w:p>
+    <w:p>
+      <w:pPr>
+        <w:bidi w:val="false"/>
+        <w:spacing w:after="120" w:before="120" w:line="259.20000000000005"/>
+        <w:jc w:val="left"/>
+        <w:keepNext/>
+      </w:pPr>
+      <w:r>
+        <w:rPr>
+          <w:rFonts w:ascii="Aptos" w:cs="Aptos" w:eastAsia="Aptos" w:hAnsi="Aptos"/>
+          <w:color w:val="000000"/>
+          <w:sz w:val="24"/>
+          <w:szCs w:val="24"/>
+          <w:rtl w:val="false"/>
+        </w:rPr>
+        <w:t xml:space="preserve">February 2021 – August 2023</w:t>
       </w:r>
     </w:p>
     <w:p>
@@ -553,7 +669,7 @@
           <w:szCs w:val="24"/>
           <w:rtl w:val="false"/>
         </w:rPr>
-        <w:t xml:space="preserve">Built routing to downstream destinations with backpressure handling; event delivery reliability in this system exceeded 99.9% under my technical ownership.</w:t>
+        <w:t xml:space="preserve">Removed database bottlenecks and redistributed workload, reducing peak pressure on the main database and improving service stability during heavy traffic.</w:t>
       </w:r>
     </w:p>
     <w:p>
@@ -574,7 +690,7 @@
           <w:szCs w:val="24"/>
           <w:rtl w:val="false"/>
         </w:rPr>
-        <w:t xml:space="preserve">Took full technical ownership of production authentication, account linking and request/response logging for the Crutrade integration.</w:t>
+        <w:t xml:space="preserve">Introduced a Laravel/Symfony logger package aligned with the product’s interservice communication standard, creating a shared service-level logging component.</w:t>
       </w:r>
     </w:p>
     <w:p>
@@ -586,32 +702,43 @@
       <w:r>
         <w:rPr>
           <w:rFonts w:ascii="Aptos" w:cs="Aptos" w:eastAsia="Aptos" w:hAnsi="Aptos"/>
-          <w:color w:val="000000"/>
-          <w:sz w:val="24"/>
-          <w:szCs w:val="24"/>
-          <w:rtl w:val="false"/>
-        </w:rPr>
-        <w:t xml:space="preserve">Technologies: PHP, AWS EventBridge, event-driven architecture, REST APIs.</w:t>
-      </w:r>
-    </w:p>
-    <w:p>
-      <w:pPr>
-        <w:pStyle w:val="3"/>
-        <w:pStyle w:val="Heading3"/>
+          <w:b/>
+          <w:bCs/>
+          <w:color w:val="000000"/>
+          <w:sz w:val="24"/>
+          <w:szCs w:val="24"/>
+          <w:rtl w:val="false"/>
+        </w:rPr>
+        <w:t xml:space="preserve">Technologies:</w:t>
+      </w:r>
+      <w:r>
+        <w:rPr>
+          <w:rFonts w:ascii="Aptos" w:cs="Aptos" w:eastAsia="Aptos" w:hAnsi="Aptos"/>
+          <w:color w:val="000000"/>
+          <w:sz w:val="24"/>
+          <w:szCs w:val="24"/>
+          <w:rtl w:val="false"/>
+        </w:rPr>
+        <w:t xml:space="preserve"> PHP, Laravel, Symfony, MySQL, monitoring</w:t>
+      </w:r>
+    </w:p>
+    <w:p>
+      <w:pPr>
+        <w:pStyle w:val="2"/>
+        <w:pStyle w:val="Heading2"/>
         <w:bidi w:val="false"/>
         <w:spacing w:after="120" w:before="240"/>
-        <w:keepNext/>
-      </w:pPr>
-      <w:bookmarkStart w:name="_Toc_airSlate_Software_Developer_Programming__7" w:id="1"/>
-      <w:r>
-        <w:rPr>
-          <w:rFonts w:ascii="Aptos" w:cs="Aptos" w:eastAsia="Aptos" w:hAnsi="Aptos"/>
-          <w:color w:val="000000"/>
-          <w:sz w:val="24"/>
-          <w:szCs w:val="24"/>
-          <w:rtl w:val="false"/>
-        </w:rPr>
-        <w:t xml:space="preserve">airSlate — Software Developer / Programming Team Lead</w:t>
+      </w:pPr>
+      <w:bookmarkStart w:name="_Toc_Education_8" w:id="1"/>
+      <w:r>
+        <w:rPr>
+          <w:rFonts w:ascii="Aptos" w:cs="Aptos" w:eastAsia="Aptos" w:hAnsi="Aptos"/>
+          <w:color w:val="000000"/>
+          <w:sz w:val="28"/>
+          <w:szCs w:val="28"/>
+          <w:rtl w:val="false"/>
+        </w:rPr>
+        <w:t xml:space="preserve">Education</w:t>
       </w:r>
       <w:bookmarkEnd w:id="1"/>
     </w:p>
@@ -620,102 +747,37 @@
         <w:bidi w:val="false"/>
         <w:spacing w:after="120" w:before="120" w:line="259.20000000000005"/>
         <w:jc w:val="left"/>
-        <w:keepNext/>
-      </w:pPr>
-      <w:r>
-        <w:rPr>
-          <w:rFonts w:ascii="Aptos" w:cs="Aptos" w:eastAsia="Aptos" w:hAnsi="Aptos"/>
-          <w:color w:val="000000"/>
-          <w:sz w:val="24"/>
-          <w:szCs w:val="24"/>
-          <w:rtl w:val="false"/>
-        </w:rPr>
-        <w:t xml:space="preserve">February 2021 – August 2023</w:t>
-      </w:r>
-    </w:p>
-    <w:p>
-      <w:pPr>
-        <w:pStyle w:val="ListParagraph"/>
-        <w:numPr>
-          <w:ilvl w:val="0"/>
-          <w:numId w:val="1"/>
-        </w:numPr>
-        <w:bidi w:val="false"/>
-        <w:spacing w:after="60" w:before="60"/>
-      </w:pPr>
-      <w:r>
-        <w:rPr>
-          <w:rFonts w:ascii="Aptos" w:cs="Aptos" w:eastAsia="Aptos" w:hAnsi="Aptos"/>
-          <w:color w:val="000000"/>
-          <w:sz w:val="24"/>
-          <w:szCs w:val="24"/>
-          <w:rtl w:val="false"/>
-        </w:rPr>
-        <w:t xml:space="preserve">Reduced peak load on the main database by removing bottlenecks and redistributing work, improving stability during high-traffic periods.</w:t>
-      </w:r>
-    </w:p>
-    <w:p>
-      <w:pPr>
-        <w:pStyle w:val="ListParagraph"/>
-        <w:numPr>
-          <w:ilvl w:val="0"/>
-          <w:numId w:val="1"/>
-        </w:numPr>
-        <w:bidi w:val="false"/>
-        <w:spacing w:after="60" w:before="60"/>
-      </w:pPr>
-      <w:r>
-        <w:rPr>
-          <w:rFonts w:ascii="Aptos" w:cs="Aptos" w:eastAsia="Aptos" w:hAnsi="Aptos"/>
-          <w:color w:val="000000"/>
-          <w:sz w:val="24"/>
-          <w:szCs w:val="24"/>
-          <w:rtl w:val="false"/>
-        </w:rPr>
-        <w:t xml:space="preserve">Built a Laravel/Symfony logger package aligned with the product's interservice communication standard.</w:t>
-      </w:r>
-    </w:p>
-    <w:p>
-      <w:pPr>
-        <w:pStyle w:val="ListParagraph"/>
-        <w:numPr>
-          <w:ilvl w:val="0"/>
-          <w:numId w:val="1"/>
-        </w:numPr>
-        <w:bidi w:val="false"/>
-        <w:spacing w:after="60" w:before="60"/>
-      </w:pPr>
-      <w:r>
-        <w:rPr>
-          <w:rFonts w:ascii="Aptos" w:cs="Aptos" w:eastAsia="Aptos" w:hAnsi="Aptos"/>
-          <w:color w:val="000000"/>
-          <w:sz w:val="24"/>
-          <w:szCs w:val="24"/>
-          <w:rtl w:val="false"/>
-        </w:rPr>
-        <w:t xml:space="preserve">Delivered production fixes after diagnosing incidents through logs, monitoring and SRE dashboards.</w:t>
-      </w:r>
-    </w:p>
-    <w:p>
-      <w:pPr>
-        <w:pStyle w:val="ListParagraph"/>
-        <w:numPr>
-          <w:ilvl w:val="0"/>
-          <w:numId w:val="1"/>
-        </w:numPr>
-        <w:bidi w:val="false"/>
-        <w:spacing w:after="60" w:before="60"/>
-      </w:pPr>
-      <w:r>
-        <w:rPr>
-          <w:rFonts w:ascii="Aptos" w:cs="Aptos" w:eastAsia="Aptos" w:hAnsi="Aptos"/>
-          <w:color w:val="000000"/>
-          <w:sz w:val="24"/>
-          <w:szCs w:val="24"/>
-          <w:rtl w:val="false"/>
-        </w:rPr>
-        <w:t xml:space="preserve">Coordinated epic decomposition, technical health checks and onboarding in the development team.</w:t>
-      </w:r>
+      </w:pPr>
+      <w:r>
+        <w:rPr>
+          <w:rFonts w:ascii="Aptos" w:cs="Aptos" w:eastAsia="Aptos" w:hAnsi="Aptos"/>
+          <w:color w:val="000000"/>
+          <w:sz w:val="24"/>
+          <w:szCs w:val="24"/>
+          <w:rtl w:val="false"/>
+        </w:rPr>
+        <w:t xml:space="preserve">MSc in Computer Science, National Technical University, Kharkiv, Ukraine (2003–2008)</w:t>
+      </w:r>
+    </w:p>
+    <w:p>
+      <w:pPr>
+        <w:pStyle w:val="2"/>
+        <w:pStyle w:val="Heading2"/>
+        <w:bidi w:val="false"/>
+        <w:spacing w:after="120" w:before="240"/>
+      </w:pPr>
+      <w:bookmarkStart w:name="_Toc_Languages_9" w:id="1"/>
+      <w:r>
+        <w:rPr>
+          <w:rFonts w:ascii="Aptos" w:cs="Aptos" w:eastAsia="Aptos" w:hAnsi="Aptos"/>
+          <w:color w:val="000000"/>
+          <w:sz w:val="28"/>
+          <w:szCs w:val="28"/>
+          <w:rtl w:val="false"/>
+        </w:rPr>
+        <w:t xml:space="preserve">Languages</w:t>
+      </w:r>
+      <w:bookmarkEnd w:id="1"/>
     </w:p>
     <w:p>
       <w:pPr>
@@ -731,81 +793,7 @@
           <w:szCs w:val="24"/>
           <w:rtl w:val="false"/>
         </w:rPr>
-        <w:t xml:space="preserve">Technologies: PHP, Laravel, Symfony, MySQL, monitoring.</w:t>
-      </w:r>
-    </w:p>
-    <w:p>
-      <w:pPr>
-        <w:pStyle w:val="2"/>
-        <w:pStyle w:val="Heading2"/>
-        <w:bidi w:val="false"/>
-        <w:spacing w:after="120" w:before="240"/>
-      </w:pPr>
-      <w:bookmarkStart w:name="_Toc_Education_8" w:id="1"/>
-      <w:r>
-        <w:rPr>
-          <w:rFonts w:ascii="Aptos" w:cs="Aptos" w:eastAsia="Aptos" w:hAnsi="Aptos"/>
-          <w:color w:val="000000"/>
-          <w:sz w:val="28"/>
-          <w:szCs w:val="28"/>
-          <w:rtl w:val="false"/>
-        </w:rPr>
-        <w:t xml:space="preserve">Education</w:t>
-      </w:r>
-      <w:bookmarkEnd w:id="1"/>
-    </w:p>
-    <w:p>
-      <w:pPr>
-        <w:bidi w:val="false"/>
-        <w:spacing w:after="120" w:before="120" w:line="259.20000000000005"/>
-        <w:jc w:val="left"/>
-      </w:pPr>
-      <w:r>
-        <w:rPr>
-          <w:rFonts w:ascii="Aptos" w:cs="Aptos" w:eastAsia="Aptos" w:hAnsi="Aptos"/>
-          <w:color w:val="000000"/>
-          <w:sz w:val="24"/>
-          <w:szCs w:val="24"/>
-          <w:rtl w:val="false"/>
-        </w:rPr>
-        <w:t xml:space="preserve">MSc in Computer Science, National Technical University, Kharkiv, Ukraine (2003–2008).</w:t>
-      </w:r>
-    </w:p>
-    <w:p>
-      <w:pPr>
-        <w:pStyle w:val="2"/>
-        <w:pStyle w:val="Heading2"/>
-        <w:bidi w:val="false"/>
-        <w:spacing w:after="120" w:before="240"/>
-      </w:pPr>
-      <w:bookmarkStart w:name="_Toc_Languages_9" w:id="1"/>
-      <w:r>
-        <w:rPr>
-          <w:rFonts w:ascii="Aptos" w:cs="Aptos" w:eastAsia="Aptos" w:hAnsi="Aptos"/>
-          <w:color w:val="000000"/>
-          <w:sz w:val="28"/>
-          <w:szCs w:val="28"/>
-          <w:rtl w:val="false"/>
-        </w:rPr>
-        <w:t xml:space="preserve">Languages</w:t>
-      </w:r>
-      <w:bookmarkEnd w:id="1"/>
-    </w:p>
-    <w:p>
-      <w:pPr>
-        <w:bidi w:val="false"/>
-        <w:spacing w:after="120" w:before="120" w:line="259.20000000000005"/>
-        <w:jc w:val="left"/>
-      </w:pPr>
-      <w:r>
-        <w:rPr>
-          <w:rFonts w:ascii="Aptos" w:cs="Aptos" w:eastAsia="Aptos" w:hAnsi="Aptos"/>
-          <w:color w:val="000000"/>
-          <w:sz w:val="24"/>
-          <w:szCs w:val="24"/>
-          <w:rtl w:val="false"/>
-        </w:rPr>
-        <w:t xml:space="preserve">Ukrainian (native), English (upper-intermediate), Italian (learning).</w:t>
+        <w:t xml:space="preserve">Ukrainian (native), English (upper-intermediate), Italian (learning)</w:t>
       </w:r>
     </w:p>
     <w:sectPr>

--- a/registry/jobs/2026-09-23_070623_webeetle_developer/application/CV_ValentinNikolaev_webeetle_Developer.docx
+++ b/registry/jobs/2026-09-23_070623_webeetle_developer/application/CV_ValentinNikolaev_webeetle_Developer.docx
@@ -55,7 +55,7 @@
         </w:rPr>
         <w:t xml:space="preserve">Rome, Italy | </w:t>
       </w:r>
-      <w:hyperlink w:history="1" r:id="rIdhtojldpjxyotuvw_juk4w">
+      <w:hyperlink w:history="1" r:id="rIdquqg9zfg0wmodhwkzxnxg">
         <w:r>
           <w:rPr>
             <w:rFonts w:ascii="Aptos" w:cs="Aptos" w:eastAsia="Aptos" w:hAnsi="Aptos"/>
@@ -99,7 +99,7 @@
         </w:rPr>
         <w:t xml:space="preserve">LinkedIn: </w:t>
       </w:r>
-      <w:hyperlink w:history="1" r:id="rIdo0ksksyx3sp740jkqypdm">
+      <w:hyperlink w:history="1" r:id="rIdf4poso0epbsseg8g5l4_d">
         <w:r>
           <w:rPr>
             <w:rFonts w:ascii="Aptos" w:cs="Aptos" w:eastAsia="Aptos" w:hAnsi="Aptos"/>
@@ -122,7 +122,7 @@
         </w:rPr>
         <w:t xml:space="preserve"> | GitHub: </w:t>
       </w:r>
-      <w:hyperlink w:history="1" r:id="rIdffrzcc8lvynizauwmtvhn">
+      <w:hyperlink w:history="1" r:id="rIdaxczqgk_4ekfanafngxqr">
         <w:r>
           <w:rPr>
             <w:rFonts w:ascii="Aptos" w:cs="Aptos" w:eastAsia="Aptos" w:hAnsi="Aptos"/>
@@ -170,7 +170,7 @@
           <w:szCs w:val="24"/>
           <w:rtl w:val="false"/>
         </w:rPr>
-        <w:t xml:space="preserve">Backend developer with 15+ years of experience across PHP and Go services. I work on integrations and data flows that must remain understandable and dependable in production: external APIs, event pipelines, operational tooling and database performance. Recent work spans secure AWS telephony, a vendor-neutral helpdesk gateway and PHP event analytics, alongside pragmatic improvements to service resilience, release operations and cross-service maintainability. I favour explicit service boundaries and observable production behaviour.</w:t>
+        <w:t xml:space="preserve">Backend developer with more than 15 years in Go and PHP production systems. I build privacy-sensitive backend services, integrations and operational workflows with a focus on clear system boundaries and reliable delivery. Recent work includes a PII/PHI-protected Amazon Connect platform, a multi-tenant Go gateway, event-driven PHP systems and SQL performance improvements.</w:t>
       </w:r>
     </w:p>
     <w:p>
@@ -365,7 +365,7 @@
           <w:szCs w:val="24"/>
           <w:rtl w:val="false"/>
         </w:rPr>
-        <w:t xml:space="preserve">Released an Amazon Connect outbound-calling platform with federated agent access and customer-number masking, satisfying security requirements without individual AWS accounts.</w:t>
+        <w:t xml:space="preserve">Architected a health-domain Amazon Connect platform with PII/PHI protection as its starting point: phone numbers were server-resolved, masked in UI and logs, passed only as transient contact attributes and purged by TTL; formal security and recording-compliance reviews preceded production.</w:t>
       </w:r>
     </w:p>
     <w:p>
@@ -386,7 +386,7 @@
           <w:szCs w:val="24"/>
           <w:rtl w:val="false"/>
         </w:rPr>
-        <w:t xml:space="preserve">Built a Go helpdesk gateway that abstracts Intercom and Zendesk behind a vendor-neutral event model, enabling the company’s first B2B support-AI demo.</w:t>
+        <w:t xml:space="preserve">Implemented backend-owned contact controls for timezones, holidays, do-not-call rules and opt-outs, setting Amazon Connect retries to zero so repeat calls could not bypass those safeguards.</w:t>
       </w:r>
     </w:p>
     <w:p>
@@ -407,7 +407,7 @@
           <w:szCs w:val="24"/>
           <w:rtl w:val="false"/>
         </w:rPr>
-        <w:t xml:space="preserve">Changed degraded Intercom searches from fatal cron failures to tracked partial results through sharded cursor scans and explicit incomplete-scan reporting.</w:t>
+        <w:t xml:space="preserve">Implemented least-privilege Entra federation and lazy Connect-user lifecycle management, separating call access from diagnostics and administration without individual AWS accounts or a SAML application.</w:t>
       </w:r>
     </w:p>
     <w:p>
@@ -428,7 +428,49 @@
           <w:szCs w:val="24"/>
           <w:rtl w:val="false"/>
         </w:rPr>
-        <w:t xml:space="preserve">Delivered self-service GDPR export automation across seven sources, providing a single administration flow for request creation, status and review.</w:t>
+        <w:t xml:space="preserve">Built a Go helpdesk gateway with vendor-neutral events, Intercom and Zendesk adapters and SQS queues, enabling the support-AI product’s first B2B demonstration.</w:t>
+      </w:r>
+    </w:p>
+    <w:p>
+      <w:pPr>
+        <w:pStyle w:val="ListParagraph"/>
+        <w:numPr>
+          <w:ilvl w:val="0"/>
+          <w:numId w:val="1"/>
+        </w:numPr>
+        <w:bidi w:val="false"/>
+        <w:spacing w:after="60" w:before="60"/>
+      </w:pPr>
+      <w:r>
+        <w:rPr>
+          <w:rFonts w:ascii="Aptos" w:cs="Aptos" w:eastAsia="Aptos" w:hAnsi="Aptos"/>
+          <w:color w:val="000000"/>
+          <w:sz w:val="24"/>
+          <w:szCs w:val="24"/>
+          <w:rtl w:val="false"/>
+        </w:rPr>
+        <w:t xml:space="preserve">Made Intercom ticket processing resilient with partial-success reporting and sharded cursor scans, retaining visibility of incomplete work during dependency degradation.</w:t>
+      </w:r>
+    </w:p>
+    <w:p>
+      <w:pPr>
+        <w:pStyle w:val="ListParagraph"/>
+        <w:numPr>
+          <w:ilvl w:val="0"/>
+          <w:numId w:val="1"/>
+        </w:numPr>
+        <w:bidi w:val="false"/>
+        <w:spacing w:after="60" w:before="60"/>
+      </w:pPr>
+      <w:r>
+        <w:rPr>
+          <w:rFonts w:ascii="Aptos" w:cs="Aptos" w:eastAsia="Aptos" w:hAnsi="Aptos"/>
+          <w:color w:val="000000"/>
+          <w:sz w:val="24"/>
+          <w:szCs w:val="24"/>
+          <w:rtl w:val="false"/>
+        </w:rPr>
+        <w:t xml:space="preserve">Delivered self-service GDPR exports across seven data sources with request creation, status tracking and review.</w:t>
       </w:r>
     </w:p>
     <w:p>

--- a/registry/jobs/2026-09-23_070623_webeetle_developer/application/CV_ValentinNikolaev_webeetle_Developer.docx
+++ b/registry/jobs/2026-09-23_070623_webeetle_developer/application/CV_ValentinNikolaev_webeetle_Developer.docx
@@ -36,7 +36,7 @@
           <w:szCs w:val="24"/>
           <w:rtl w:val="false"/>
         </w:rPr>
-        <w:t xml:space="preserve">Backend Developer | PHP, Go and Production Integrations</w:t>
+        <w:t xml:space="preserve">Backend Developer | PHP, Symfony and Distributed Services</w:t>
       </w:r>
     </w:p>
     <w:p>
@@ -55,7 +55,7 @@
         </w:rPr>
         <w:t xml:space="preserve">Rome, Italy | </w:t>
       </w:r>
-      <w:hyperlink w:history="1" r:id="rIdquqg9zfg0wmodhwkzxnxg">
+      <w:hyperlink w:history="1" r:id="rIdv1_phyabh_i1hfhvxalsd">
         <w:r>
           <w:rPr>
             <w:rFonts w:ascii="Aptos" w:cs="Aptos" w:eastAsia="Aptos" w:hAnsi="Aptos"/>
@@ -99,7 +99,7 @@
         </w:rPr>
         <w:t xml:space="preserve">LinkedIn: </w:t>
       </w:r>
-      <w:hyperlink w:history="1" r:id="rIdf4poso0epbsseg8g5l4_d">
+      <w:hyperlink w:history="1" r:id="rIdyeuyi1hvispopb8oxi_rv">
         <w:r>
           <w:rPr>
             <w:rFonts w:ascii="Aptos" w:cs="Aptos" w:eastAsia="Aptos" w:hAnsi="Aptos"/>
@@ -122,7 +122,7 @@
         </w:rPr>
         <w:t xml:space="preserve"> | GitHub: </w:t>
       </w:r>
-      <w:hyperlink w:history="1" r:id="rIdaxczqgk_4ekfanafngxqr">
+      <w:hyperlink w:history="1" r:id="rIdxqaaqg0uyyh9yu0v9qyoz">
         <w:r>
           <w:rPr>
             <w:rFonts w:ascii="Aptos" w:cs="Aptos" w:eastAsia="Aptos" w:hAnsi="Aptos"/>
@@ -170,7 +170,7 @@
           <w:szCs w:val="24"/>
           <w:rtl w:val="false"/>
         </w:rPr>
-        <w:t xml:space="preserve">Backend developer with more than 15 years in Go and PHP production systems. I build privacy-sensitive backend services, integrations and operational workflows with a focus on clear system boundaries and reliable delivery. Recent work includes a PII/PHI-protected Amazon Connect platform, a multi-tenant Go gateway, event-driven PHP systems and SQL performance improvements.</w:t>
+        <w:t xml:space="preserve">Backend developer with 15+ years across PHP and Go production systems, including Laravel/Symfony services, relational data, REST integration and event-driven platforms. I focus on maintainable service boundaries, practical operational reliability and delivery from design to production. Recent experience covers a secure health-domain service, multi-tenant vendor integration, PHP analytics pipelines and database stability. I have also worked with Agile planning and shared service components. I bring practical backend depth to teams maintaining distributed REST services, with PHP service delivery and operational support experience.</w:t>
       </w:r>
     </w:p>
     <w:p>
@@ -242,17 +242,17 @@
           <w:szCs w:val="24"/>
           <w:rtl w:val="false"/>
         </w:rPr>
-        <w:t xml:space="preserve">Data and integration:</w:t>
-      </w:r>
-      <w:r>
-        <w:rPr>
-          <w:rFonts w:ascii="Aptos" w:cs="Aptos" w:eastAsia="Aptos" w:hAnsi="Aptos"/>
-          <w:color w:val="000000"/>
-          <w:sz w:val="24"/>
-          <w:szCs w:val="24"/>
-          <w:rtl w:val="false"/>
-        </w:rPr>
-        <w:t xml:space="preserve"> MySQL, PostgreSQL, REST APIs, EventBridge, queues, event-driven architecture, Intercom API, Zendesk API.</w:t>
+        <w:t xml:space="preserve">Data and services:</w:t>
+      </w:r>
+      <w:r>
+        <w:rPr>
+          <w:rFonts w:ascii="Aptos" w:cs="Aptos" w:eastAsia="Aptos" w:hAnsi="Aptos"/>
+          <w:color w:val="000000"/>
+          <w:sz w:val="24"/>
+          <w:szCs w:val="24"/>
+          <w:rtl w:val="false"/>
+        </w:rPr>
+        <w:t xml:space="preserve"> MySQL, PostgreSQL, REST APIs, queues, AWS EventBridge, event-driven systems, microservices.</w:t>
       </w:r>
       <w:r>
         <w:rPr>
@@ -275,17 +275,17 @@
           <w:szCs w:val="24"/>
           <w:rtl w:val="false"/>
         </w:rPr>
-        <w:t xml:space="preserve">Delivery and operations:</w:t>
-      </w:r>
-      <w:r>
-        <w:rPr>
-          <w:rFonts w:ascii="Aptos" w:cs="Aptos" w:eastAsia="Aptos" w:hAnsi="Aptos"/>
-          <w:color w:val="000000"/>
-          <w:sz w:val="24"/>
-          <w:szCs w:val="24"/>
-          <w:rtl w:val="false"/>
-        </w:rPr>
-        <w:t xml:space="preserve"> AWS, Kubernetes, CI/CD, monitoring, production troubleshooting, SQS.</w:t>
+        <w:t xml:space="preserve">Delivery:</w:t>
+      </w:r>
+      <w:r>
+        <w:rPr>
+          <w:rFonts w:ascii="Aptos" w:cs="Aptos" w:eastAsia="Aptos" w:hAnsi="Aptos"/>
+          <w:color w:val="000000"/>
+          <w:sz w:val="24"/>
+          <w:szCs w:val="24"/>
+          <w:rtl w:val="false"/>
+        </w:rPr>
+        <w:t xml:space="preserve"> AWS, Kubernetes, RabbitMQ, CI/CD, monitoring, logging, production reliability.</w:t>
       </w:r>
     </w:p>
     <w:p>
@@ -344,7 +344,7 @@
           <w:szCs w:val="24"/>
           <w:rtl w:val="false"/>
         </w:rPr>
-        <w:t xml:space="preserve">November 2023 – 2026</w:t>
+        <w:t xml:space="preserve">November 2023 – July 2026</w:t>
       </w:r>
     </w:p>
     <w:p>
@@ -365,7 +365,7 @@
           <w:szCs w:val="24"/>
           <w:rtl w:val="false"/>
         </w:rPr>
-        <w:t xml:space="preserve">Architected a health-domain Amazon Connect platform with PII/PHI protection as its starting point: phone numbers were server-resolved, masked in UI and logs, passed only as transient contact attributes and purged by TTL; formal security and recording-compliance reviews preceded production.</w:t>
+        <w:t xml:space="preserve">Delivered a privacy-first outbound-calling backend for a health-domain workflow; security and recording-compliance review cleared it for production.</w:t>
       </w:r>
     </w:p>
     <w:p>
@@ -386,7 +386,7 @@
           <w:szCs w:val="24"/>
           <w:rtl w:val="false"/>
         </w:rPr>
-        <w:t xml:space="preserve">Implemented backend-owned contact controls for timezones, holidays, do-not-call rules and opt-outs, setting Amazon Connect retries to zero so repeat calls could not bypass those safeguards.</w:t>
+        <w:t xml:space="preserve">Built policy controls for contact timing, holidays, opt-outs and do-not-call records, keeping customer outreach within defined safeguards.</w:t>
       </w:r>
     </w:p>
     <w:p>
@@ -407,7 +407,7 @@
           <w:szCs w:val="24"/>
           <w:rtl w:val="false"/>
         </w:rPr>
-        <w:t xml:space="preserve">Implemented least-privilege Entra federation and lazy Connect-user lifecycle management, separating call access from diagnostics and administration without individual AWS accounts or a SAML application.</w:t>
+        <w:t xml:space="preserve">Created a Go integration gateway that normalized vendor events across Intercom and Zendesk, supporting the first B2B support-AI demonstration.</w:t>
       </w:r>
     </w:p>
     <w:p>
@@ -428,7 +428,7 @@
           <w:szCs w:val="24"/>
           <w:rtl w:val="false"/>
         </w:rPr>
-        <w:t xml:space="preserve">Built a Go helpdesk gateway with vendor-neutral events, Intercom and Zendesk adapters and SQS queues, enabling the support-AI product’s first B2B demonstration.</w:t>
+        <w:t xml:space="preserve">Made support-ticket processing resilient during dependency degradation through partial-success reporting and recoverable scans.</w:t>
       </w:r>
     </w:p>
     <w:p>
@@ -449,7 +449,75 @@
           <w:szCs w:val="24"/>
           <w:rtl w:val="false"/>
         </w:rPr>
-        <w:t xml:space="preserve">Made Intercom ticket processing resilient with partial-success reporting and sharded cursor scans, retaining visibility of incomplete work during dependency degradation.</w:t>
+        <w:t xml:space="preserve">Automated GDPR export requests across seven sources through a self-service administrative flow.</w:t>
+      </w:r>
+    </w:p>
+    <w:p>
+      <w:pPr>
+        <w:bidi w:val="false"/>
+        <w:spacing w:after="120" w:before="120" w:line="259.20000000000005"/>
+        <w:jc w:val="left"/>
+      </w:pPr>
+      <w:r>
+        <w:rPr>
+          <w:rFonts w:ascii="Aptos" w:cs="Aptos" w:eastAsia="Aptos" w:hAnsi="Aptos"/>
+          <w:b/>
+          <w:bCs/>
+          <w:color w:val="000000"/>
+          <w:sz w:val="24"/>
+          <w:szCs w:val="24"/>
+          <w:rtl w:val="false"/>
+        </w:rPr>
+        <w:t xml:space="preserve">Technologies:</w:t>
+      </w:r>
+      <w:r>
+        <w:rPr>
+          <w:rFonts w:ascii="Aptos" w:cs="Aptos" w:eastAsia="Aptos" w:hAnsi="Aptos"/>
+          <w:color w:val="000000"/>
+          <w:sz w:val="24"/>
+          <w:szCs w:val="24"/>
+          <w:rtl w:val="false"/>
+        </w:rPr>
+        <w:t xml:space="preserve"> Go, PHP, PostgreSQL, AWS, Amazon Connect, SQS, Kubernetes, Intercom API, Zendesk API</w:t>
+      </w:r>
+    </w:p>
+    <w:p>
+      <w:pPr>
+        <w:pStyle w:val="3"/>
+        <w:pStyle w:val="Heading3"/>
+        <w:bidi w:val="false"/>
+        <w:spacing w:after="120" w:before="240"/>
+        <w:keepNext/>
+      </w:pPr>
+      <w:bookmarkStart w:name="_Toc_CRURATED_PHP_Software_Developer_concurre_6" w:id="1"/>
+      <w:r>
+        <w:rPr>
+          <w:rFonts w:ascii="Aptos" w:cs="Aptos" w:eastAsia="Aptos" w:hAnsi="Aptos"/>
+          <w:color w:val="000000"/>
+          <w:sz w:val="24"/>
+          <w:szCs w:val="24"/>
+          <w:rtl w:val="false"/>
+        </w:rPr>
+        <w:t xml:space="preserve">CRURATED — PHP Software Developer, concurrent part-time subcontract</w:t>
+      </w:r>
+      <w:bookmarkEnd w:id="1"/>
+    </w:p>
+    <w:p>
+      <w:pPr>
+        <w:bidi w:val="false"/>
+        <w:spacing w:after="120" w:before="120" w:line="259.20000000000005"/>
+        <w:jc w:val="left"/>
+        <w:keepNext/>
+      </w:pPr>
+      <w:r>
+        <w:rPr>
+          <w:rFonts w:ascii="Aptos" w:cs="Aptos" w:eastAsia="Aptos" w:hAnsi="Aptos"/>
+          <w:color w:val="000000"/>
+          <w:sz w:val="24"/>
+          <w:szCs w:val="24"/>
+          <w:rtl w:val="false"/>
+        </w:rPr>
+        <w:t xml:space="preserve">August 2024 – January 2026</w:t>
       </w:r>
     </w:p>
     <w:p>
@@ -470,75 +538,7 @@
           <w:szCs w:val="24"/>
           <w:rtl w:val="false"/>
         </w:rPr>
-        <w:t xml:space="preserve">Delivered self-service GDPR exports across seven data sources with request creation, status tracking and review.</w:t>
-      </w:r>
-    </w:p>
-    <w:p>
-      <w:pPr>
-        <w:bidi w:val="false"/>
-        <w:spacing w:after="120" w:before="120" w:line="259.20000000000005"/>
-        <w:jc w:val="left"/>
-      </w:pPr>
-      <w:r>
-        <w:rPr>
-          <w:rFonts w:ascii="Aptos" w:cs="Aptos" w:eastAsia="Aptos" w:hAnsi="Aptos"/>
-          <w:b/>
-          <w:bCs/>
-          <w:color w:val="000000"/>
-          <w:sz w:val="24"/>
-          <w:szCs w:val="24"/>
-          <w:rtl w:val="false"/>
-        </w:rPr>
-        <w:t xml:space="preserve">Technologies:</w:t>
-      </w:r>
-      <w:r>
-        <w:rPr>
-          <w:rFonts w:ascii="Aptos" w:cs="Aptos" w:eastAsia="Aptos" w:hAnsi="Aptos"/>
-          <w:color w:val="000000"/>
-          <w:sz w:val="24"/>
-          <w:szCs w:val="24"/>
-          <w:rtl w:val="false"/>
-        </w:rPr>
-        <w:t xml:space="preserve"> Go, PHP, PostgreSQL, AWS, Amazon Connect, SQS, Intercom API, Zendesk API, REST APIs</w:t>
-      </w:r>
-    </w:p>
-    <w:p>
-      <w:pPr>
-        <w:pStyle w:val="3"/>
-        <w:pStyle w:val="Heading3"/>
-        <w:bidi w:val="false"/>
-        <w:spacing w:after="120" w:before="240"/>
-        <w:keepNext/>
-      </w:pPr>
-      <w:bookmarkStart w:name="_Toc_CRURATED_PHP_Software_Developer_concurre_6" w:id="1"/>
-      <w:r>
-        <w:rPr>
-          <w:rFonts w:ascii="Aptos" w:cs="Aptos" w:eastAsia="Aptos" w:hAnsi="Aptos"/>
-          <w:color w:val="000000"/>
-          <w:sz w:val="24"/>
-          <w:szCs w:val="24"/>
-          <w:rtl w:val="false"/>
-        </w:rPr>
-        <w:t xml:space="preserve">CRURATED — PHP Software Developer, concurrent part-time consulting engagement</w:t>
-      </w:r>
-      <w:bookmarkEnd w:id="1"/>
-    </w:p>
-    <w:p>
-      <w:pPr>
-        <w:bidi w:val="false"/>
-        <w:spacing w:after="120" w:before="120" w:line="259.20000000000005"/>
-        <w:jc w:val="left"/>
-        <w:keepNext/>
-      </w:pPr>
-      <w:r>
-        <w:rPr>
-          <w:rFonts w:ascii="Aptos" w:cs="Aptos" w:eastAsia="Aptos" w:hAnsi="Aptos"/>
-          <w:color w:val="000000"/>
-          <w:sz w:val="24"/>
-          <w:szCs w:val="24"/>
-          <w:rtl w:val="false"/>
-        </w:rPr>
-        <w:t xml:space="preserve">August 2024 – January 2026</w:t>
+        <w:t xml:space="preserve">Built modular PHP event-stream delivery for production analytics, cutting new-stream setup from several days to under four hours.</w:t>
       </w:r>
     </w:p>
     <w:p>
@@ -559,7 +559,7 @@
           <w:szCs w:val="24"/>
           <w:rtl w:val="false"/>
         </w:rPr>
-        <w:t xml:space="preserve">Built modular event-stream architecture for production analytics, reducing the setup of a new stream from several days to under four hours.</w:t>
+        <w:t xml:space="preserve">Sustained event delivery above 99.9% with fault-tolerant routing, retries and production monitoring.</w:t>
       </w:r>
     </w:p>
     <w:p>
@@ -580,7 +580,7 @@
           <w:szCs w:val="24"/>
           <w:rtl w:val="false"/>
         </w:rPr>
-        <w:t xml:space="preserve">Maintained event delivery above 99.9% through retry design, fault-tolerant routing and operational monitoring.</w:t>
+        <w:t xml:space="preserve">Established versioned event schemas with parallel publishing, allowing downstream consumers to move between versions without halting new data.</w:t>
       </w:r>
     </w:p>
     <w:p>
@@ -601,7 +601,7 @@
           <w:szCs w:val="24"/>
           <w:rtl w:val="false"/>
         </w:rPr>
-        <w:t xml:space="preserve">Designed versioned event contracts and parallel publication so consumers could migrate without preventing delivery of new event data.</w:t>
+        <w:t xml:space="preserve">Took technical ownership of a production partner connection spanning authentication, account linking, collection import/export and purchase verification.</w:t>
       </w:r>
     </w:p>
     <w:p>
@@ -622,7 +622,7 @@
           <w:szCs w:val="24"/>
           <w:rtl w:val="false"/>
         </w:rPr>
-        <w:t xml:space="preserve">Owned a production partner integration covering authentication, OTP, account linking and request/response logging.</w:t>
+        <w:t xml:space="preserve">Increased DataLake throughput by more than tenfold under documented technical ownership.</w:t>
       </w:r>
     </w:p>
     <w:p>
@@ -662,16 +662,16 @@
         <w:spacing w:after="120" w:before="240"/>
         <w:keepNext/>
       </w:pPr>
-      <w:bookmarkStart w:name="_Toc_airSlate_Software_Developer_Programming__7" w:id="1"/>
-      <w:r>
-        <w:rPr>
-          <w:rFonts w:ascii="Aptos" w:cs="Aptos" w:eastAsia="Aptos" w:hAnsi="Aptos"/>
-          <w:color w:val="000000"/>
-          <w:sz w:val="24"/>
-          <w:szCs w:val="24"/>
-          <w:rtl w:val="false"/>
-        </w:rPr>
-        <w:t xml:space="preserve">airSlate — Software Developer / Programming Team Lead</w:t>
+      <w:bookmarkStart w:name="_Toc_airSlate_Software_Developer_7" w:id="1"/>
+      <w:r>
+        <w:rPr>
+          <w:rFonts w:ascii="Aptos" w:cs="Aptos" w:eastAsia="Aptos" w:hAnsi="Aptos"/>
+          <w:color w:val="000000"/>
+          <w:sz w:val="24"/>
+          <w:szCs w:val="24"/>
+          <w:rtl w:val="false"/>
+        </w:rPr>
+        <w:t xml:space="preserve">airSlate — Software Developer</w:t>
       </w:r>
       <w:bookmarkEnd w:id="1"/>
     </w:p>
@@ -711,7 +711,7 @@
           <w:szCs w:val="24"/>
           <w:rtl w:val="false"/>
         </w:rPr>
-        <w:t xml:space="preserve">Removed database bottlenecks and redistributed workload, reducing peak pressure on the main database and improving service stability during heavy traffic.</w:t>
+        <w:t xml:space="preserve">Improved high-traffic service stability by removing main-database bottlenecks and redistributing workload.</w:t>
       </w:r>
     </w:p>
     <w:p>
@@ -732,7 +732,7 @@
           <w:szCs w:val="24"/>
           <w:rtl w:val="false"/>
         </w:rPr>
-        <w:t xml:space="preserve">Introduced a Laravel/Symfony logger package aligned with the product’s interservice communication standard, creating a shared service-level logging component.</w:t>
+        <w:t xml:space="preserve">Developed a shared Laravel/Symfony logging package that followed the product's interservice communication standard.</w:t>
       </w:r>
     </w:p>
     <w:p>
@@ -835,7 +835,7 @@
           <w:szCs w:val="24"/>
           <w:rtl w:val="false"/>
         </w:rPr>
-        <w:t xml:space="preserve">Ukrainian (native), English (upper-intermediate), Italian (learning)</w:t>
+        <w:t xml:space="preserve">Ukrainian (native), English (upper-intermediate)</w:t>
       </w:r>
     </w:p>
     <w:sectPr>

--- a/registry/jobs/2026-09-23_070623_webeetle_developer/application/CV_ValentinNikolaev_webeetle_Developer.docx
+++ b/registry/jobs/2026-09-23_070623_webeetle_developer/application/CV_ValentinNikolaev_webeetle_Developer.docx
@@ -55,7 +55,7 @@
         </w:rPr>
         <w:t xml:space="preserve">Rome, Italy | </w:t>
       </w:r>
-      <w:hyperlink w:history="1" r:id="rIdv1_phyabh_i1hfhvxalsd">
+      <w:hyperlink w:history="1" r:id="rIdsmzzpk_rxrah__grgvhsm">
         <w:r>
           <w:rPr>
             <w:rFonts w:ascii="Aptos" w:cs="Aptos" w:eastAsia="Aptos" w:hAnsi="Aptos"/>
@@ -99,7 +99,7 @@
         </w:rPr>
         <w:t xml:space="preserve">LinkedIn: </w:t>
       </w:r>
-      <w:hyperlink w:history="1" r:id="rIdyeuyi1hvispopb8oxi_rv">
+      <w:hyperlink w:history="1" r:id="rIdbkeftvincl4priaq3_aar">
         <w:r>
           <w:rPr>
             <w:rFonts w:ascii="Aptos" w:cs="Aptos" w:eastAsia="Aptos" w:hAnsi="Aptos"/>
@@ -122,7 +122,7 @@
         </w:rPr>
         <w:t xml:space="preserve"> | GitHub: </w:t>
       </w:r>
-      <w:hyperlink w:history="1" r:id="rIdxqaaqg0uyyh9yu0v9qyoz">
+      <w:hyperlink w:history="1" r:id="rIdwahj6hfiwiv_kzkddfrq1">
         <w:r>
           <w:rPr>
             <w:rFonts w:ascii="Aptos" w:cs="Aptos" w:eastAsia="Aptos" w:hAnsi="Aptos"/>
@@ -344,7 +344,7 @@
           <w:szCs w:val="24"/>
           <w:rtl w:val="false"/>
         </w:rPr>
-        <w:t xml:space="preserve">November 2023 – July 2026</w:t>
+        <w:t xml:space="preserve">November 2023 – 2026</w:t>
       </w:r>
     </w:p>
     <w:p>
@@ -662,16 +662,16 @@
         <w:spacing w:after="120" w:before="240"/>
         <w:keepNext/>
       </w:pPr>
-      <w:bookmarkStart w:name="_Toc_airSlate_Software_Developer_7" w:id="1"/>
-      <w:r>
-        <w:rPr>
-          <w:rFonts w:ascii="Aptos" w:cs="Aptos" w:eastAsia="Aptos" w:hAnsi="Aptos"/>
-          <w:color w:val="000000"/>
-          <w:sz w:val="24"/>
-          <w:szCs w:val="24"/>
-          <w:rtl w:val="false"/>
-        </w:rPr>
-        <w:t xml:space="preserve">airSlate — Software Developer</w:t>
+      <w:bookmarkStart w:name="_Toc_airSlate_Software_Developer_Programming__7" w:id="1"/>
+      <w:r>
+        <w:rPr>
+          <w:rFonts w:ascii="Aptos" w:cs="Aptos" w:eastAsia="Aptos" w:hAnsi="Aptos"/>
+          <w:color w:val="000000"/>
+          <w:sz w:val="24"/>
+          <w:szCs w:val="24"/>
+          <w:rtl w:val="false"/>
+        </w:rPr>
+        <w:t xml:space="preserve">airSlate — Software Developer / Programming Team Lead</w:t>
       </w:r>
       <w:bookmarkEnd w:id="1"/>
     </w:p>
@@ -733,6 +733,27 @@
           <w:rtl w:val="false"/>
         </w:rPr>
         <w:t xml:space="preserve">Developed a shared Laravel/Symfony logging package that followed the product's interservice communication standard.</w:t>
+      </w:r>
+    </w:p>
+    <w:p>
+      <w:pPr>
+        <w:pStyle w:val="ListParagraph"/>
+        <w:numPr>
+          <w:ilvl w:val="0"/>
+          <w:numId w:val="1"/>
+        </w:numPr>
+        <w:bidi w:val="false"/>
+        <w:spacing w:after="60" w:before="60"/>
+      </w:pPr>
+      <w:r>
+        <w:rPr>
+          <w:rFonts w:ascii="Aptos" w:cs="Aptos" w:eastAsia="Aptos" w:hAnsi="Aptos"/>
+          <w:color w:val="000000"/>
+          <w:sz w:val="24"/>
+          <w:szCs w:val="24"/>
+          <w:rtl w:val="false"/>
+        </w:rPr>
+        <w:t xml:space="preserve">Led epic decomposition, task delegation, and release-backlog planning with the engineering team.</w:t>
       </w:r>
     </w:p>
     <w:p>
